--- a/파이썬-심화-데이터분석/04_정규표현식_정리본.docx
+++ b/파이썬-심화-데이터분석/04_정규표현식_정리본.docx
@@ -3639,483 +3639,6 @@
       </w:r>
       <w:r>
         <w:t xml:space="preserve">이 가독성이 좋습니다. lookaround·역참조는 중급 실습에서 다룹니다.</w:t>
-      </w:r>
-    </w:p>
-    <w:p>
-      <w:r>
-        <w:br w:type="page"/>
-      </w:r>
-    </w:p>
-    <w:p>
-      <w:pPr>
-        <w:pStyle w:val="Heading1"/>
-      </w:pPr>
-      <w:r>
-        <w:t xml:space="preserve">8. 확인 퀴즈</w:t>
-      </w:r>
-    </w:p>
-    <w:p>
-      <w:pPr>
-        <w:spacing w:after="120" w:line="276"/>
-      </w:pPr>
-      <w:r>
-        <w:t xml:space="preserve">총 10문항. 풀어본 뒤 다음 페이지 정답으로 채점하세요.</w:t>
-      </w:r>
-    </w:p>
-    <w:p>
-      <w:pPr>
-        <w:pStyle w:val="ListParagraph"/>
-        <w:numPr>
-          <w:ilvl w:val="0"/>
-          <w:numId w:val="2"/>
-        </w:numPr>
-        <w:spacing w:after="80" w:line="264"/>
-      </w:pPr>
-      <w:r>
-        <w:t xml:space="preserve">패턴 앞에 r을 붙이는 이유는? (r"\d" vs "\d")</w:t>
-      </w:r>
-    </w:p>
-    <w:p>
-      <w:pPr>
-        <w:pStyle w:val="ListParagraph"/>
-        <w:numPr>
-          <w:ilvl w:val="0"/>
-          <w:numId w:val="2"/>
-        </w:numPr>
-        <w:spacing w:after="80" w:line="264"/>
-      </w:pPr>
-      <w:r>
-        <w:t xml:space="preserve">search·findall이 패턴을 못 찾았을 때 각각 무엇을 반환하는가?</w:t>
-      </w:r>
-    </w:p>
-    <w:p>
-      <w:pPr>
-        <w:pStyle w:val="ListParagraph"/>
-        <w:numPr>
-          <w:ilvl w:val="0"/>
-          <w:numId w:val="2"/>
-        </w:numPr>
-        <w:spacing w:after="80" w:line="264"/>
-      </w:pPr>
-      <w:r>
-        <w:t xml:space="preserve">\d 와 \d+ 의 차이를 예로 설명하시오.</w:t>
-      </w:r>
-    </w:p>
-    <w:p>
-      <w:pPr>
-        <w:pStyle w:val="ListParagraph"/>
-        <w:numPr>
-          <w:ilvl w:val="0"/>
-          <w:numId w:val="2"/>
-        </w:numPr>
-        <w:spacing w:after="80" w:line="264"/>
-      </w:pPr>
-      <w:r>
-        <w:t xml:space="preserve">대문자 \D·\W·\S 는 각각 무엇을 뜻하는가?</w:t>
-      </w:r>
-    </w:p>
-    <w:p>
-      <w:pPr>
-        <w:pStyle w:val="ListParagraph"/>
-        <w:numPr>
-          <w:ilvl w:val="0"/>
-          <w:numId w:val="2"/>
-        </w:numPr>
-        <w:spacing w:after="80" w:line="264"/>
-      </w:pPr>
-      <w:r>
-        <w:t xml:space="preserve">메타문자 *·+·? 가 요구하는 반복 횟수는 각각 몇 회인가?</w:t>
-      </w:r>
-    </w:p>
-    <w:p>
-      <w:pPr>
-        <w:pStyle w:val="ListParagraph"/>
-        <w:numPr>
-          <w:ilvl w:val="0"/>
-          <w:numId w:val="2"/>
-        </w:numPr>
-        <w:spacing w:after="80" w:line="264"/>
-      </w:pPr>
-      <w:r>
-        <w:t xml:space="preserve">정규식에서 실제 마침표(.) 문자를 매칭하려면 어떻게 쓰는가?</w:t>
-      </w:r>
-    </w:p>
-    <w:p>
-      <w:pPr>
-        <w:pStyle w:val="ListParagraph"/>
-        <w:numPr>
-          <w:ilvl w:val="0"/>
-          <w:numId w:val="2"/>
-        </w:numPr>
-        <w:spacing w:after="80" w:line="264"/>
-      </w:pPr>
-      <w:r>
-        <w:t xml:space="preserve">\d{3} 은 무엇에 일치하며, \d{1,3} 과 어떻게 다른가?</w:t>
-      </w:r>
-    </w:p>
-    <w:p>
-      <w:pPr>
-        <w:pStyle w:val="ListParagraph"/>
-        <w:numPr>
-          <w:ilvl w:val="0"/>
-          <w:numId w:val="2"/>
-        </w:numPr>
-        <w:spacing w:after="80" w:line="264"/>
-      </w:pPr>
-      <w:r>
-        <w:t xml:space="preserve">[a-z0-9] 는 무엇에 일치하는가?</w:t>
-      </w:r>
-    </w:p>
-    <w:p>
-      <w:pPr>
-        <w:pStyle w:val="ListParagraph"/>
-        <w:numPr>
-          <w:ilvl w:val="0"/>
-          <w:numId w:val="2"/>
-        </w:numPr>
-        <w:spacing w:after="80" w:line="264"/>
-      </w:pPr>
-      <w:r>
-        <w:t xml:space="preserve">match·search·fullmatch 의 차이를 한 문장씩 쓰시오. 입력 형식 검증엔 어느 것?</w:t>
-      </w:r>
-    </w:p>
-    <w:p>
-      <w:pPr>
-        <w:pStyle w:val="ListParagraph"/>
-        <w:numPr>
-          <w:ilvl w:val="0"/>
-          <w:numId w:val="2"/>
-        </w:numPr>
-        <w:spacing w:after="80" w:line="264"/>
-      </w:pPr>
-      <w:r>
-        <w:t xml:space="preserve">re.sub(r"\d", "*", text) 는 무엇을 하며 원본을 바꾸는가?</w:t>
-      </w:r>
-    </w:p>
-    <w:p>
-      <w:r>
-        <w:br w:type="page"/>
-      </w:r>
-    </w:p>
-    <w:p>
-      <w:pPr>
-        <w:pStyle w:val="Heading1"/>
-      </w:pPr>
-      <w:r>
-        <w:t xml:space="preserve">정답 및 해설</w:t>
-      </w:r>
-    </w:p>
-    <w:p>
-      <w:pPr>
-        <w:shd w:fill="E2EFDA" w:val="clear"/>
-        <w:spacing w:after="100" w:line="264"/>
-      </w:pPr>
-      <w:r>
-        <w:rPr>
-          <w:b/>
-          <w:bCs/>
-          <w:color w:val="375623"/>
-        </w:rPr>
-        <w:t xml:space="preserve">1. </w:t>
-      </w:r>
-      <w:r>
-        <w:t xml:space="preserve">파이썬이 </w:t>
-      </w:r>
-      <w:r>
-        <w:rPr>
-          <w:b/>
-          <w:bCs/>
-        </w:rPr>
-        <w:t xml:space="preserve">백슬래시를 먼저 해석하지 않게</w:t>
-      </w:r>
-      <w:r>
-        <w:t xml:space="preserve"> 해 \d 같은 메타문자를 정규식 엔진에 그대로 전달하기 위해.</w:t>
-      </w:r>
-    </w:p>
-    <w:p>
-      <w:pPr>
-        <w:shd w:fill="E2EFDA" w:val="clear"/>
-        <w:spacing w:after="100" w:line="264"/>
-      </w:pPr>
-      <w:r>
-        <w:rPr>
-          <w:b/>
-          <w:bCs/>
-          <w:color w:val="375623"/>
-        </w:rPr>
-        <w:t xml:space="preserve">2. </w:t>
-      </w:r>
-      <w:r>
-        <w:rPr>
-          <w:b/>
-          <w:bCs/>
-        </w:rPr>
-        <w:t xml:space="preserve">search = None</w:t>
-      </w:r>
-      <w:r>
-        <w:t xml:space="preserve">, </w:t>
-      </w:r>
-      <w:r>
-        <w:rPr>
-          <w:b/>
-          <w:bCs/>
-        </w:rPr>
-        <w:t xml:space="preserve">findall = 빈 리스트 []</w:t>
-      </w:r>
-      <w:r>
-        <w:t xml:space="preserve">.</w:t>
-      </w:r>
-    </w:p>
-    <w:p>
-      <w:pPr>
-        <w:shd w:fill="E2EFDA" w:val="clear"/>
-        <w:spacing w:after="100" w:line="264"/>
-      </w:pPr>
-      <w:r>
-        <w:rPr>
-          <w:b/>
-          <w:bCs/>
-          <w:color w:val="375623"/>
-        </w:rPr>
-        <w:t xml:space="preserve">3. </w:t>
-      </w:r>
-      <w:r>
-        <w:rPr>
-          <w:b/>
-          <w:bCs/>
-        </w:rPr>
-        <w:t xml:space="preserve">\d는 숫자 한 글자씩</w:t>
-      </w:r>
-      <w:r>
-        <w:t xml:space="preserve">("90"→["9","0"]), </w:t>
-      </w:r>
-      <w:r>
-        <w:rPr>
-          <w:b/>
-          <w:bCs/>
-        </w:rPr>
-        <w:t xml:space="preserve">\d+는 연속 숫자를 하나로</w:t>
-      </w:r>
-      <w:r>
-        <w:t xml:space="preserve"> 묶음(→["90"]).</w:t>
-      </w:r>
-    </w:p>
-    <w:p>
-      <w:pPr>
-        <w:shd w:fill="E2EFDA" w:val="clear"/>
-        <w:spacing w:after="100" w:line="264"/>
-      </w:pPr>
-      <w:r>
-        <w:rPr>
-          <w:b/>
-          <w:bCs/>
-          <w:color w:val="375623"/>
-        </w:rPr>
-        <w:t xml:space="preserve">4. </w:t>
-      </w:r>
-      <w:r>
-        <w:t xml:space="preserve">각각 </w:t>
-      </w:r>
-      <w:r>
-        <w:rPr>
-          <w:b/>
-          <w:bCs/>
-        </w:rPr>
-        <w:t xml:space="preserve">숫자 아닌 것·단어문자 아닌 것·공백 아닌 것</w:t>
-      </w:r>
-      <w:r>
-        <w:t xml:space="preserve"> (\d·\w·\s의 반대 집합).</w:t>
-      </w:r>
-    </w:p>
-    <w:p>
-      <w:pPr>
-        <w:shd w:fill="E2EFDA" w:val="clear"/>
-        <w:spacing w:after="100" w:line="264"/>
-      </w:pPr>
-      <w:r>
-        <w:rPr>
-          <w:b/>
-          <w:bCs/>
-          <w:color w:val="375623"/>
-        </w:rPr>
-        <w:t xml:space="preserve">5. </w:t>
-      </w:r>
-      <w:r>
-        <w:t xml:space="preserve">*</w:t>
-      </w:r>
-      <w:r>
-        <w:rPr>
-          <w:b/>
-          <w:bCs/>
-        </w:rPr>
-        <w:t xml:space="preserve">=0회 이상, +=1회 이상, ?=0회 또는 1회</w:t>
-      </w:r>
-      <w:r>
-        <w:t xml:space="preserve">.</w:t>
-      </w:r>
-    </w:p>
-    <w:p>
-      <w:pPr>
-        <w:shd w:fill="E2EFDA" w:val="clear"/>
-        <w:spacing w:after="100" w:line="264"/>
-      </w:pPr>
-      <w:r>
-        <w:rPr>
-          <w:b/>
-          <w:bCs/>
-          <w:color w:val="375623"/>
-        </w:rPr>
-        <w:t xml:space="preserve">6. </w:t>
-      </w:r>
-      <w:r>
-        <w:t xml:space="preserve">앞에 백슬래시를 붙인 </w:t>
-      </w:r>
-      <w:r>
-        <w:rPr>
-          <w:b/>
-          <w:bCs/>
-        </w:rPr>
-        <w:t xml:space="preserve">\.</w:t>
-      </w:r>
-      <w:r>
-        <w:t xml:space="preserve"> (이스케이프). 그냥 .은 임의의 한 글자라서 오탐.</w:t>
-      </w:r>
-    </w:p>
-    <w:p>
-      <w:pPr>
-        <w:shd w:fill="E2EFDA" w:val="clear"/>
-        <w:spacing w:after="100" w:line="264"/>
-      </w:pPr>
-      <w:r>
-        <w:rPr>
-          <w:b/>
-          <w:bCs/>
-          <w:color w:val="375623"/>
-        </w:rPr>
-        <w:t xml:space="preserve">7. </w:t>
-      </w:r>
-      <w:r>
-        <w:rPr>
-          <w:b/>
-          <w:bCs/>
-        </w:rPr>
-        <w:t xml:space="preserve">\d{3} = 정확히 3자리</w:t>
-      </w:r>
-      <w:r>
-        <w:t xml:space="preserve"> 숫자, </w:t>
-      </w:r>
-      <w:r>
-        <w:rPr>
-          <w:b/>
-          <w:bCs/>
-        </w:rPr>
-        <w:t xml:space="preserve">\d{1,3} = 1~3자리</w:t>
-      </w:r>
-      <w:r>
-        <w:t xml:space="preserve"> (범위). {n}은 고정, {n,m}은 범위.</w:t>
-      </w:r>
-    </w:p>
-    <w:p>
-      <w:pPr>
-        <w:shd w:fill="E2EFDA" w:val="clear"/>
-        <w:spacing w:after="100" w:line="264"/>
-      </w:pPr>
-      <w:r>
-        <w:rPr>
-          <w:b/>
-          <w:bCs/>
-          <w:color w:val="375623"/>
-        </w:rPr>
-        <w:t xml:space="preserve">8. </w:t>
-      </w:r>
-      <w:r>
-        <w:rPr>
-          <w:b/>
-          <w:bCs/>
-        </w:rPr>
-        <w:t xml:space="preserve">소문자 또는 숫자 한 글자</w:t>
-      </w:r>
-      <w:r>
-        <w:t xml:space="preserve"> (범위를 이어 붙인 문자 클래스).</w:t>
-      </w:r>
-    </w:p>
-    <w:p>
-      <w:pPr>
-        <w:shd w:fill="E2EFDA" w:val="clear"/>
-        <w:spacing w:after="100" w:line="264"/>
-      </w:pPr>
-      <w:r>
-        <w:rPr>
-          <w:b/>
-          <w:bCs/>
-          <w:color w:val="375623"/>
-        </w:rPr>
-        <w:t xml:space="preserve">9. </w:t>
-      </w:r>
-      <w:r>
-        <w:rPr>
-          <w:b/>
-          <w:bCs/>
-        </w:rPr>
-        <w:t xml:space="preserve">match=시작 위치에서만, search=위치 무관 전체 탐색, fullmatch=문자열 전체 일치</w:t>
-      </w:r>
-      <w:r>
-        <w:t xml:space="preserve">. 검증엔 </w:t>
-      </w:r>
-      <w:r>
-        <w:rPr>
-          <w:b/>
-          <w:bCs/>
-        </w:rPr>
-        <w:t xml:space="preserve">fullmatch</w:t>
-      </w:r>
-      <w:r>
-        <w:t xml:space="preserve">.</w:t>
-      </w:r>
-    </w:p>
-    <w:p>
-      <w:pPr>
-        <w:shd w:fill="E2EFDA" w:val="clear"/>
-        <w:spacing w:after="100" w:line="264"/>
-      </w:pPr>
-      <w:r>
-        <w:rPr>
-          <w:b/>
-          <w:bCs/>
-          <w:color w:val="375623"/>
-        </w:rPr>
-        <w:t xml:space="preserve">10. </w:t>
-      </w:r>
-      <w:r>
-        <w:t xml:space="preserve">숫자를 '*'로 </w:t>
-      </w:r>
-      <w:r>
-        <w:rPr>
-          <w:b/>
-          <w:bCs/>
-        </w:rPr>
-        <w:t xml:space="preserve">치환한 새 문자열을 반환</w:t>
-      </w:r>
-      <w:r>
-        <w:t xml:space="preserve">한다. </w:t>
-      </w:r>
-      <w:r>
-        <w:rPr>
-          <w:b/>
-          <w:bCs/>
-        </w:rPr>
-        <w:t xml:space="preserve">원본은 바뀌지 않는다</w:t>
-      </w:r>
-      <w:r>
-        <w:t xml:space="preserve">(문자열 불변).</w:t>
-      </w:r>
-    </w:p>
-    <w:p>
-      <w:pPr>
-        <w:spacing w:after="60"/>
-      </w:pPr>
-      <w:r>
-        <w:t xml:space="preserve"/>
       </w:r>
     </w:p>
     <w:tbl>
